--- a/api/assets/kit_datos_files/7_Guia_Autodiagnostico_DPO_Delegado_Proteccion_Datos_Pyme.docx
+++ b/api/assets/kit_datos_files/7_Guia_Autodiagnostico_DPO_Delegado_Proteccion_Datos_Pyme.docx
@@ -4,7 +4,8 @@
   <w:body>
     <w:p>
       <w:pPr>
-        <w:spacing w:after="280"/>
+        <w:spacing w:after="200" w:before="0"/>
+        <w:jc w:val="left"/>
       </w:pPr>
       <w:r>
         <w:rPr>
@@ -27,6 +28,7 @@
     </w:p>
     <w:p>
       <w:pPr>
+        <w:keepNext/>
         <w:spacing w:after="80"/>
         <w:jc w:val="center"/>
       </w:pPr>
@@ -35,7 +37,7 @@
           <w:rFonts w:ascii="Calibri" w:hAnsi="Calibri"/>
           <w:b/>
           <w:color w:val="0F172A"/>
-          <w:sz w:val="27"/>
+          <w:sz w:val="26"/>
         </w:rPr>
         <w:t>EVALUACIÓN Y TEST DE AUTODIAGNÓSTICO LEGAL</w:t>
         <w:br/>
@@ -44,7 +46,8 @@
     </w:p>
     <w:p>
       <w:pPr>
-        <w:spacing w:after="320"/>
+        <w:keepNext/>
+        <w:spacing w:after="240"/>
         <w:jc w:val="center"/>
       </w:pPr>
       <w:r>
@@ -52,7 +55,7 @@
           <w:rFonts w:ascii="Calibri" w:hAnsi="Calibri"/>
           <w:i/>
           <w:color w:val="475569"/>
-          <w:sz w:val="19"/>
+          <w:sz w:val="18"/>
         </w:rPr>
         <w:t>Criterios de Obligatoriedad y Régimen de Exención para Micro, Pequeñas y Medianas Empresas (MIPYMES)</w:t>
         <w:br/>
@@ -67,30 +70,34 @@
         <w:tblLook w:firstColumn="1" w:firstRow="1" w:lastColumn="0" w:lastRow="0" w:noHBand="0" w:noVBand="1" w:val="04A0"/>
       </w:tblPr>
       <w:tblGrid>
-        <w:gridCol w:w="9029"/>
+        <w:gridCol w:w="9317"/>
       </w:tblGrid>
       <w:tr>
+        <w:trPr>
+          <w:cantSplit/>
+        </w:trPr>
         <w:tc>
           <w:tcPr>
-            <w:tcW w:type="dxa" w:w="9029"/>
+            <w:tcW w:type="dxa" w:w="9461"/>
             <w:shd w:fill="F0F9FF"/>
             <w:tcMar>
-              <w:top w:w="140" w:type="dxa"/>
-              <w:bottom w:w="140" w:type="dxa"/>
-              <w:left w:w="180" w:type="dxa"/>
-              <w:right w:w="180" w:type="dxa"/>
+              <w:top w:w="100" w:type="dxa"/>
+              <w:bottom w:w="100" w:type="dxa"/>
+              <w:left w:w="140" w:type="dxa"/>
+              <w:right w:w="140" w:type="dxa"/>
             </w:tcMar>
           </w:tcPr>
           <w:p>
             <w:pPr>
-              <w:spacing w:after="60"/>
+              <w:spacing w:after="40"/>
+              <w:jc w:val="left"/>
             </w:pPr>
             <w:r>
               <w:rPr>
                 <w:rFonts w:ascii="Calibri" w:hAnsi="Calibri"/>
                 <w:b/>
                 <w:color w:val="0284C7"/>
-                <w:sz w:val="20"/>
+                <w:sz w:val="19"/>
               </w:rPr>
               <w:t>DATOS DE LA EMPRESA EVALUADA:</w:t>
               <w:br/>
@@ -99,7 +106,7 @@
               <w:rPr>
                 <w:rFonts w:ascii="Calibri" w:hAnsi="Calibri"/>
                 <w:color w:val="334155"/>
-                <w:sz w:val="19"/>
+                <w:sz w:val="18"/>
               </w:rPr>
               <w:t>Empresa: [NOMBRE DE LA EMPRESA / RAZÓN SOCIAL]</w:t>
               <w:br/>
@@ -113,59 +120,65 @@
     </w:tbl>
     <w:p>
       <w:pPr>
-        <w:spacing w:after="120"/>
+        <w:spacing w:after="80"/>
       </w:pPr>
     </w:p>
     <w:p>
       <w:pPr>
-        <w:spacing w:before="240" w:after="80"/>
+        <w:keepNext/>
+        <w:spacing w:before="200" w:after="60"/>
+        <w:jc w:val="left"/>
       </w:pPr>
       <w:r>
         <w:rPr>
           <w:rFonts w:ascii="Calibri" w:hAnsi="Calibri"/>
           <w:b/>
           <w:color w:val="0284C7"/>
-          <w:sz w:val="22"/>
+          <w:sz w:val="21"/>
         </w:rPr>
         <w:t>1. MARCO LEGAL Y REGLA GENERAL: ¿ES OBLIGATORIO EL DPO PARA LAS PYMES?</w:t>
       </w:r>
     </w:p>
     <w:p>
       <w:pPr>
-        <w:spacing w:after="120" w:line="276" w:lineRule="auto"/>
+        <w:spacing w:after="100" w:line="276" w:lineRule="auto"/>
+        <w:jc w:val="left"/>
       </w:pPr>
       <w:r>
         <w:rPr>
           <w:rFonts w:ascii="Calibri" w:hAnsi="Calibri"/>
           <w:color w:val="1E293B"/>
-          <w:sz w:val="20"/>
+          <w:sz w:val="19"/>
         </w:rPr>
         <w:t>NO, COMO REGLA GENERAL. La Ley N° 21.719 introduce la figura del Delegado de Protección de Datos (DPO u Oficial de Privacidad) inspirada en el estándar internacional (RGPD Art. 37). Sin embargo, el legislador chileno consagró que para las empresas privadas la designación es VOLUNTARIA, salvo que concurra alguna de las causales taxativas de excepción legal que se evalúan a continuación.</w:t>
       </w:r>
     </w:p>
     <w:p>
       <w:pPr>
-        <w:spacing w:before="240" w:after="80"/>
+        <w:keepNext/>
+        <w:spacing w:before="200" w:after="60"/>
+        <w:jc w:val="left"/>
       </w:pPr>
       <w:r>
         <w:rPr>
           <w:rFonts w:ascii="Calibri" w:hAnsi="Calibri"/>
           <w:b/>
           <w:color w:val="0284C7"/>
-          <w:sz w:val="22"/>
+          <w:sz w:val="21"/>
         </w:rPr>
         <w:t>2. TEST DE EVALUACIÓN RÁPIDA DE OBLIGATORIEDAD (4 PREGUNTAS)</w:t>
       </w:r>
     </w:p>
     <w:p>
       <w:pPr>
-        <w:spacing w:after="120" w:line="276" w:lineRule="auto"/>
+        <w:spacing w:after="100" w:line="276" w:lineRule="auto"/>
+        <w:jc w:val="left"/>
       </w:pPr>
       <w:r>
         <w:rPr>
           <w:rFonts w:ascii="Calibri" w:hAnsi="Calibri"/>
           <w:color w:val="1E293B"/>
-          <w:sz w:val="20"/>
+          <w:sz w:val="19"/>
         </w:rPr>
         <w:t>Marque con una X la opción que corresponda a las operaciones habituales de su empresa:</w:t>
       </w:r>
@@ -177,14 +190,17 @@
         <w:tblLook w:firstColumn="1" w:firstRow="1" w:lastColumn="0" w:lastRow="0" w:noHBand="0" w:noVBand="1" w:val="04A0"/>
       </w:tblPr>
       <w:tblGrid>
-        <w:gridCol w:w="6480"/>
+        <w:gridCol w:w="6912"/>
         <w:gridCol w:w="1224"/>
         <w:gridCol w:w="1224"/>
       </w:tblGrid>
       <w:tr>
+        <w:trPr>
+          <w:cantSplit/>
+        </w:trPr>
         <w:tc>
           <w:tcPr>
-            <w:tcW w:type="dxa" w:w="3010"/>
+            <w:tcW w:type="dxa" w:w="3154"/>
             <w:shd w:fill="0F172A"/>
             <w:tcMar>
               <w:top w:w="80" w:type="dxa"/>
@@ -194,12 +210,15 @@
             </w:tcMar>
           </w:tcPr>
           <w:p>
+            <w:pPr>
+              <w:jc w:val="left"/>
+            </w:pPr>
             <w:r>
               <w:rPr>
                 <w:rFonts w:ascii="Calibri" w:hAnsi="Calibri"/>
                 <w:b/>
                 <w:color w:val="FFFFFF"/>
-                <w:sz w:val="18"/>
+                <w:sz w:val="17"/>
               </w:rPr>
               <w:t>Criterio de Evaluación Legal</w:t>
             </w:r>
@@ -207,7 +226,7 @@
         </w:tc>
         <w:tc>
           <w:tcPr>
-            <w:tcW w:type="dxa" w:w="3010"/>
+            <w:tcW w:type="dxa" w:w="3154"/>
             <w:shd w:fill="0F172A"/>
             <w:tcMar>
               <w:top w:w="80" w:type="dxa"/>
@@ -225,7 +244,7 @@
                 <w:rFonts w:ascii="Calibri" w:hAnsi="Calibri"/>
                 <w:b/>
                 <w:color w:val="FFFFFF"/>
-                <w:sz w:val="18"/>
+                <w:sz w:val="17"/>
               </w:rPr>
               <w:t>SÍ</w:t>
             </w:r>
@@ -233,7 +252,7 @@
         </w:tc>
         <w:tc>
           <w:tcPr>
-            <w:tcW w:type="dxa" w:w="3010"/>
+            <w:tcW w:type="dxa" w:w="3154"/>
             <w:shd w:fill="0F172A"/>
             <w:tcMar>
               <w:top w:w="80" w:type="dxa"/>
@@ -251,7 +270,7 @@
                 <w:rFonts w:ascii="Calibri" w:hAnsi="Calibri"/>
                 <w:b/>
                 <w:color w:val="FFFFFF"/>
-                <w:sz w:val="18"/>
+                <w:sz w:val="17"/>
               </w:rPr>
               <w:t>NO</w:t>
             </w:r>
@@ -259,9 +278,12 @@
         </w:tc>
       </w:tr>
       <w:tr>
+        <w:trPr>
+          <w:cantSplit/>
+        </w:trPr>
         <w:tc>
           <w:tcPr>
-            <w:tcW w:type="dxa" w:w="3010"/>
+            <w:tcW w:type="dxa" w:w="3154"/>
             <w:shd w:fill="FFFFFF"/>
             <w:tcMar>
               <w:top w:w="60" w:type="dxa"/>
@@ -271,6 +293,9 @@
             </w:tcMar>
           </w:tcPr>
           <w:p>
+            <w:pPr>
+              <w:jc w:val="left"/>
+            </w:pPr>
             <w:r>
               <w:rPr>
                 <w:rFonts w:ascii="Calibri" w:hAnsi="Calibri"/>
@@ -282,7 +307,7 @@
         </w:tc>
         <w:tc>
           <w:tcPr>
-            <w:tcW w:type="dxa" w:w="3010"/>
+            <w:tcW w:type="dxa" w:w="3154"/>
             <w:shd w:fill="FFFFFF"/>
             <w:tcMar>
               <w:top w:w="60" w:type="dxa"/>
@@ -305,7 +330,7 @@
         </w:tc>
         <w:tc>
           <w:tcPr>
-            <w:tcW w:type="dxa" w:w="3010"/>
+            <w:tcW w:type="dxa" w:w="3154"/>
             <w:shd w:fill="FFFFFF"/>
             <w:tcMar>
               <w:top w:w="60" w:type="dxa"/>
@@ -330,9 +355,12 @@
         </w:tc>
       </w:tr>
       <w:tr>
+        <w:trPr>
+          <w:cantSplit/>
+        </w:trPr>
         <w:tc>
           <w:tcPr>
-            <w:tcW w:type="dxa" w:w="3010"/>
+            <w:tcW w:type="dxa" w:w="3154"/>
             <w:shd w:fill="F8FAFC"/>
             <w:tcMar>
               <w:top w:w="60" w:type="dxa"/>
@@ -342,6 +370,9 @@
             </w:tcMar>
           </w:tcPr>
           <w:p>
+            <w:pPr>
+              <w:jc w:val="left"/>
+            </w:pPr>
             <w:r>
               <w:rPr>
                 <w:rFonts w:ascii="Calibri" w:hAnsi="Calibri"/>
@@ -353,7 +384,7 @@
         </w:tc>
         <w:tc>
           <w:tcPr>
-            <w:tcW w:type="dxa" w:w="3010"/>
+            <w:tcW w:type="dxa" w:w="3154"/>
             <w:shd w:fill="F8FAFC"/>
             <w:tcMar>
               <w:top w:w="60" w:type="dxa"/>
@@ -376,7 +407,7 @@
         </w:tc>
         <w:tc>
           <w:tcPr>
-            <w:tcW w:type="dxa" w:w="3010"/>
+            <w:tcW w:type="dxa" w:w="3154"/>
             <w:shd w:fill="F8FAFC"/>
             <w:tcMar>
               <w:top w:w="60" w:type="dxa"/>
@@ -401,9 +432,12 @@
         </w:tc>
       </w:tr>
       <w:tr>
+        <w:trPr>
+          <w:cantSplit/>
+        </w:trPr>
         <w:tc>
           <w:tcPr>
-            <w:tcW w:type="dxa" w:w="3010"/>
+            <w:tcW w:type="dxa" w:w="3154"/>
             <w:shd w:fill="FFFFFF"/>
             <w:tcMar>
               <w:top w:w="60" w:type="dxa"/>
@@ -413,6 +447,9 @@
             </w:tcMar>
           </w:tcPr>
           <w:p>
+            <w:pPr>
+              <w:jc w:val="left"/>
+            </w:pPr>
             <w:r>
               <w:rPr>
                 <w:rFonts w:ascii="Calibri" w:hAnsi="Calibri"/>
@@ -424,7 +461,7 @@
         </w:tc>
         <w:tc>
           <w:tcPr>
-            <w:tcW w:type="dxa" w:w="3010"/>
+            <w:tcW w:type="dxa" w:w="3154"/>
             <w:shd w:fill="FFFFFF"/>
             <w:tcMar>
               <w:top w:w="60" w:type="dxa"/>
@@ -447,7 +484,7 @@
         </w:tc>
         <w:tc>
           <w:tcPr>
-            <w:tcW w:type="dxa" w:w="3010"/>
+            <w:tcW w:type="dxa" w:w="3154"/>
             <w:shd w:fill="FFFFFF"/>
             <w:tcMar>
               <w:top w:w="60" w:type="dxa"/>
@@ -472,9 +509,12 @@
         </w:tc>
       </w:tr>
       <w:tr>
+        <w:trPr>
+          <w:cantSplit/>
+        </w:trPr>
         <w:tc>
           <w:tcPr>
-            <w:tcW w:type="dxa" w:w="3010"/>
+            <w:tcW w:type="dxa" w:w="3154"/>
             <w:shd w:fill="F8FAFC"/>
             <w:tcMar>
               <w:top w:w="60" w:type="dxa"/>
@@ -484,6 +524,9 @@
             </w:tcMar>
           </w:tcPr>
           <w:p>
+            <w:pPr>
+              <w:jc w:val="left"/>
+            </w:pPr>
             <w:r>
               <w:rPr>
                 <w:rFonts w:ascii="Calibri" w:hAnsi="Calibri"/>
@@ -495,7 +538,7 @@
         </w:tc>
         <w:tc>
           <w:tcPr>
-            <w:tcW w:type="dxa" w:w="3010"/>
+            <w:tcW w:type="dxa" w:w="3154"/>
             <w:shd w:fill="F8FAFC"/>
             <w:tcMar>
               <w:top w:w="60" w:type="dxa"/>
@@ -518,7 +561,7 @@
         </w:tc>
         <w:tc>
           <w:tcPr>
-            <w:tcW w:type="dxa" w:w="3010"/>
+            <w:tcW w:type="dxa" w:w="3154"/>
             <w:shd w:fill="F8FAFC"/>
             <w:tcMar>
               <w:top w:w="60" w:type="dxa"/>
@@ -545,34 +588,38 @@
     </w:tbl>
     <w:p>
       <w:pPr>
-        <w:spacing w:before="240" w:after="80"/>
+        <w:keepNext/>
+        <w:spacing w:before="200" w:after="60"/>
+        <w:jc w:val="left"/>
       </w:pPr>
       <w:r>
         <w:rPr>
           <w:rFonts w:ascii="Calibri" w:hAnsi="Calibri"/>
           <w:b/>
           <w:color w:val="0284C7"/>
-          <w:sz w:val="22"/>
+          <w:sz w:val="21"/>
         </w:rPr>
         <w:t>3. DICTAMEN Y CONCLUSIÓN JURÍDICA</w:t>
       </w:r>
     </w:p>
     <w:p>
       <w:pPr>
-        <w:spacing w:after="120" w:line="276" w:lineRule="auto"/>
+        <w:spacing w:after="100" w:line="276" w:lineRule="auto"/>
+        <w:jc w:val="left"/>
       </w:pPr>
       <w:r>
         <w:rPr>
           <w:rFonts w:ascii="Calibri" w:hAnsi="Calibri"/>
           <w:color w:val="1E293B"/>
-          <w:sz w:val="20"/>
+          <w:sz w:val="19"/>
         </w:rPr>
         <w:t>Al haber respondido 'NO' a las cuatro preguntas del test, se certifica legalmente que la empresa NO se encuentra en ninguna de las causales taxativas de obligatoriedad y está 100% EXENTA de contratar o designar a un Delegado de Protección de Datos (DPO). Las funciones de coordinación y respuesta ante la Agencia pueden ser ejercidas internamente por la administración o gerencia general sin costo adicional.</w:t>
       </w:r>
     </w:p>
     <w:p>
       <w:pPr>
-        <w:spacing w:before="560"/>
+        <w:keepNext/>
+        <w:spacing w:before="480"/>
       </w:pPr>
     </w:p>
     <w:tbl>
@@ -582,13 +629,16 @@
         <w:tblLook w:firstColumn="1" w:firstRow="1" w:lastColumn="0" w:lastRow="0" w:noHBand="0" w:noVBand="1" w:val="04A0"/>
       </w:tblPr>
       <w:tblGrid>
-        <w:gridCol w:w="4464"/>
-        <w:gridCol w:w="4464"/>
+        <w:gridCol w:w="4608"/>
+        <w:gridCol w:w="4608"/>
       </w:tblGrid>
       <w:tr>
+        <w:trPr>
+          <w:cantSplit/>
+        </w:trPr>
         <w:tc>
           <w:tcPr>
-            <w:tcW w:type="dxa" w:w="4514"/>
+            <w:tcW w:type="dxa" w:w="4730"/>
           </w:tcPr>
           <w:p>
             <w:pPr>
@@ -604,7 +654,7 @@
             <w:r>
               <w:rPr>
                 <w:b/>
-                <w:sz w:val="19"/>
+                <w:sz w:val="18"/>
               </w:rPr>
               <w:t>[NOMBRE DEL REPRESENTANTE LEGAL]</w:t>
               <w:br/>
@@ -612,7 +662,7 @@
             <w:r>
               <w:rPr>
                 <w:color w:val="475569"/>
-                <w:sz w:val="17"/>
+                <w:sz w:val="16"/>
               </w:rPr>
               <w:t>RUT N° [RUT REPRESENTANTE]</w:t>
               <w:br/>
@@ -622,7 +672,7 @@
         </w:tc>
         <w:tc>
           <w:tcPr>
-            <w:tcW w:type="dxa" w:w="4514"/>
+            <w:tcW w:type="dxa" w:w="4730"/>
           </w:tcPr>
           <w:p>
             <w:pPr>
@@ -638,7 +688,7 @@
             <w:r>
               <w:rPr>
                 <w:b/>
-                <w:sz w:val="19"/>
+                <w:sz w:val="18"/>
               </w:rPr>
               <w:t>[NOMBRE DE LA EMPRESA / RAZÓN SOCIAL]</w:t>
               <w:br/>
@@ -646,7 +696,7 @@
             <w:r>
               <w:rPr>
                 <w:color w:val="475569"/>
-                <w:sz w:val="17"/>
+                <w:sz w:val="16"/>
               </w:rPr>
               <w:t>RUT N° [RUT EMPRESA]</w:t>
               <w:br/>
@@ -658,7 +708,7 @@
     </w:tbl>
     <w:sectPr>
       <w:pgSz w:w="11909" w:h="16834"/>
-      <w:pgMar w:top="1296" w:right="1440" w:bottom="1296" w:left="1440" w:header="720" w:footer="720" w:gutter="0"/>
+      <w:pgMar w:top="1152" w:right="1224" w:bottom="1152" w:left="1224" w:header="720" w:footer="720" w:gutter="0"/>
       <w:cols w:space="720"/>
       <w:docGrid w:linePitch="360"/>
     </w:sectPr>

--- a/api/assets/kit_datos_files/7_Guia_Autodiagnostico_DPO_Delegado_Proteccion_Datos_Pyme.docx
+++ b/api/assets/kit_datos_files/7_Guia_Autodiagnostico_DPO_Delegado_Proteccion_Datos_Pyme.docx
@@ -23,7 +23,7 @@
           <w:color w:val="64748B"/>
           <w:sz w:val="17"/>
         </w:rPr>
-        <w:t>Kit Ley N° 21.719 de Protección de Datos Personales  •  Documento 7 Oficial  •  Formato Word Editable (.docx)</w:t>
+        <w:t>Kit Ley N° 21.719 de Protección de Datos Personales  •  Documento 7  •  Formato Word Editable (.docx)</w:t>
       </w:r>
     </w:p>
     <w:p>
@@ -599,7 +599,7 @@
           <w:color w:val="0284C7"/>
           <w:sz w:val="21"/>
         </w:rPr>
-        <w:t>3. DICTAMEN Y CONCLUSIÓN JURÍDICA</w:t>
+        <w:t>3. CONCLUSIÓN Y EVALUACIÓN PREVENTIVA</w:t>
       </w:r>
     </w:p>
     <w:p>
@@ -613,7 +613,7 @@
           <w:color w:val="1E293B"/>
           <w:sz w:val="19"/>
         </w:rPr>
-        <w:t>Al haber respondido 'NO' a las cuatro preguntas del test, se certifica legalmente que la empresa NO se encuentra en ninguna de las causales taxativas de obligatoriedad y está 100% EXENTA de contratar o designar a un Delegado de Protección de Datos (DPO). Las funciones de coordinación y respuesta ante la Agencia pueden ser ejercidas internamente por la administración o gerencia general sin costo adicional.</w:t>
+        <w:t>Al haber respondido 'NO' a las cuatro preguntas del test, se concluye documentalmente que la empresa NO se encuentra en las causales taxativas de obligatoriedad y no requiere contratar ni designar a un Delegado de Protección de Datos (DPO) externo. Las funciones de coordinación y respuesta ante la Agencia pueden ser ejercidas internamente por la administración o gerencia general sin costo adicional.</w:t>
       </w:r>
     </w:p>
     <w:p>
@@ -700,7 +700,7 @@
               </w:rPr>
               <w:t>RUT N° [RUT EMPRESA]</w:t>
               <w:br/>
-              <w:t>FECHA DE CERTIFICACIÓN: [FECHA ACTUAL]</w:t>
+              <w:t>FECHA DE EVALUACIÓN: [FECHA ACTUAL]</w:t>
             </w:r>
           </w:p>
         </w:tc>

--- a/api/assets/kit_datos_files/7_Guia_Autodiagnostico_DPO_Delegado_Proteccion_Datos_Pyme.docx
+++ b/api/assets/kit_datos_files/7_Guia_Autodiagnostico_DPO_Delegado_Proteccion_Datos_Pyme.docx
@@ -11,10 +11,10 @@
         <w:rPr>
           <w:rFonts w:ascii="Calibri" w:hAnsi="Calibri"/>
           <w:b/>
-          <w:color w:val="0284C7"/>
+          <w:color w:val="00382E"/>
           <w:sz w:val="17"/>
         </w:rPr>
-        <w:t>CÁLCULO LABORAL CHILE  |  PLATAFORMA LEGALTECH</w:t>
+        <w:t>CálculoLaboral.cl</w:t>
         <w:br/>
       </w:r>
       <w:r>
@@ -78,8 +78,8 @@
         </w:trPr>
         <w:tc>
           <w:tcPr>
-            <w:tcW w:type="dxa" w:w="9461"/>
-            <w:shd w:fill="F0F9FF"/>
+            <w:tcW w:type="dxa" w:w="9317"/>
+            <w:shd w:fill="EEF6F3"/>
             <w:tcMar>
               <w:top w:w="100" w:type="dxa"/>
               <w:bottom w:w="100" w:type="dxa"/>
@@ -96,7 +96,7 @@
               <w:rPr>
                 <w:rFonts w:ascii="Calibri" w:hAnsi="Calibri"/>
                 <w:b/>
-                <w:color w:val="0284C7"/>
+                <w:color w:val="00382E"/>
                 <w:sz w:val="19"/>
               </w:rPr>
               <w:t>DATOS DE LA EMPRESA EVALUADA:</w:t>
@@ -133,7 +133,7 @@
         <w:rPr>
           <w:rFonts w:ascii="Calibri" w:hAnsi="Calibri"/>
           <w:b/>
-          <w:color w:val="0284C7"/>
+          <w:color w:val="00382E"/>
           <w:sz w:val="21"/>
         </w:rPr>
         <w:t>1. MARCO LEGAL Y REGLA GENERAL: ¿ES OBLIGATORIO EL DPO PARA LAS PYMES?</w:t>
@@ -163,7 +163,7 @@
         <w:rPr>
           <w:rFonts w:ascii="Calibri" w:hAnsi="Calibri"/>
           <w:b/>
-          <w:color w:val="0284C7"/>
+          <w:color w:val="00382E"/>
           <w:sz w:val="21"/>
         </w:rPr>
         <w:t>2. TEST DE EVALUACIÓN RÁPIDA DE OBLIGATORIEDAD (4 PREGUNTAS)</w:t>
@@ -200,8 +200,8 @@
         </w:trPr>
         <w:tc>
           <w:tcPr>
-            <w:tcW w:type="dxa" w:w="3154"/>
-            <w:shd w:fill="0F172A"/>
+            <w:tcW w:type="dxa" w:w="6912"/>
+            <w:shd w:fill="00382E"/>
             <w:tcMar>
               <w:top w:w="80" w:type="dxa"/>
               <w:bottom w:w="80" w:type="dxa"/>
@@ -226,8 +226,8 @@
         </w:tc>
         <w:tc>
           <w:tcPr>
-            <w:tcW w:type="dxa" w:w="3154"/>
-            <w:shd w:fill="0F172A"/>
+            <w:tcW w:type="dxa" w:w="1224"/>
+            <w:shd w:fill="00382E"/>
             <w:tcMar>
               <w:top w:w="80" w:type="dxa"/>
               <w:bottom w:w="80" w:type="dxa"/>
@@ -252,8 +252,8 @@
         </w:tc>
         <w:tc>
           <w:tcPr>
-            <w:tcW w:type="dxa" w:w="3154"/>
-            <w:shd w:fill="0F172A"/>
+            <w:tcW w:type="dxa" w:w="1224"/>
+            <w:shd w:fill="00382E"/>
             <w:tcMar>
               <w:top w:w="80" w:type="dxa"/>
               <w:bottom w:w="80" w:type="dxa"/>
@@ -283,7 +283,7 @@
         </w:trPr>
         <w:tc>
           <w:tcPr>
-            <w:tcW w:type="dxa" w:w="3154"/>
+            <w:tcW w:type="dxa" w:w="6912"/>
             <w:shd w:fill="FFFFFF"/>
             <w:tcMar>
               <w:top w:w="60" w:type="dxa"/>
@@ -307,7 +307,7 @@
         </w:tc>
         <w:tc>
           <w:tcPr>
-            <w:tcW w:type="dxa" w:w="3154"/>
+            <w:tcW w:type="dxa" w:w="1224"/>
             <w:shd w:fill="FFFFFF"/>
             <w:tcMar>
               <w:top w:w="60" w:type="dxa"/>
@@ -322,6 +322,7 @@
             </w:pPr>
             <w:r>
               <w:rPr>
+                <w:rFonts w:ascii="Calibri" w:hAnsi="Calibri" w:cs="Calibri"/>
                 <w:sz w:val="17"/>
               </w:rPr>
               <w:t xml:space="preserve"> </w:t>
@@ -330,7 +331,7 @@
         </w:tc>
         <w:tc>
           <w:tcPr>
-            <w:tcW w:type="dxa" w:w="3154"/>
+            <w:tcW w:type="dxa" w:w="1224"/>
             <w:shd w:fill="FFFFFF"/>
             <w:tcMar>
               <w:top w:w="60" w:type="dxa"/>
@@ -345,6 +346,7 @@
             </w:pPr>
             <w:r>
               <w:rPr>
+                <w:rFonts w:ascii="Calibri" w:hAnsi="Calibri" w:cs="Calibri"/>
                 <w:b/>
                 <w:color w:val="10B981"/>
                 <w:sz w:val="17"/>
@@ -360,7 +362,7 @@
         </w:trPr>
         <w:tc>
           <w:tcPr>
-            <w:tcW w:type="dxa" w:w="3154"/>
+            <w:tcW w:type="dxa" w:w="6912"/>
             <w:shd w:fill="F8FAFC"/>
             <w:tcMar>
               <w:top w:w="60" w:type="dxa"/>
@@ -384,7 +386,7 @@
         </w:tc>
         <w:tc>
           <w:tcPr>
-            <w:tcW w:type="dxa" w:w="3154"/>
+            <w:tcW w:type="dxa" w:w="1224"/>
             <w:shd w:fill="F8FAFC"/>
             <w:tcMar>
               <w:top w:w="60" w:type="dxa"/>
@@ -399,6 +401,7 @@
             </w:pPr>
             <w:r>
               <w:rPr>
+                <w:rFonts w:ascii="Calibri" w:hAnsi="Calibri" w:cs="Calibri"/>
                 <w:sz w:val="17"/>
               </w:rPr>
               <w:t xml:space="preserve"> </w:t>
@@ -407,7 +410,7 @@
         </w:tc>
         <w:tc>
           <w:tcPr>
-            <w:tcW w:type="dxa" w:w="3154"/>
+            <w:tcW w:type="dxa" w:w="1224"/>
             <w:shd w:fill="F8FAFC"/>
             <w:tcMar>
               <w:top w:w="60" w:type="dxa"/>
@@ -422,6 +425,7 @@
             </w:pPr>
             <w:r>
               <w:rPr>
+                <w:rFonts w:ascii="Calibri" w:hAnsi="Calibri" w:cs="Calibri"/>
                 <w:b/>
                 <w:color w:val="10B981"/>
                 <w:sz w:val="17"/>
@@ -437,7 +441,7 @@
         </w:trPr>
         <w:tc>
           <w:tcPr>
-            <w:tcW w:type="dxa" w:w="3154"/>
+            <w:tcW w:type="dxa" w:w="6912"/>
             <w:shd w:fill="FFFFFF"/>
             <w:tcMar>
               <w:top w:w="60" w:type="dxa"/>
@@ -461,7 +465,7 @@
         </w:tc>
         <w:tc>
           <w:tcPr>
-            <w:tcW w:type="dxa" w:w="3154"/>
+            <w:tcW w:type="dxa" w:w="1224"/>
             <w:shd w:fill="FFFFFF"/>
             <w:tcMar>
               <w:top w:w="60" w:type="dxa"/>
@@ -476,6 +480,7 @@
             </w:pPr>
             <w:r>
               <w:rPr>
+                <w:rFonts w:ascii="Calibri" w:hAnsi="Calibri" w:cs="Calibri"/>
                 <w:sz w:val="17"/>
               </w:rPr>
               <w:t xml:space="preserve"> </w:t>
@@ -484,7 +489,7 @@
         </w:tc>
         <w:tc>
           <w:tcPr>
-            <w:tcW w:type="dxa" w:w="3154"/>
+            <w:tcW w:type="dxa" w:w="1224"/>
             <w:shd w:fill="FFFFFF"/>
             <w:tcMar>
               <w:top w:w="60" w:type="dxa"/>
@@ -499,6 +504,7 @@
             </w:pPr>
             <w:r>
               <w:rPr>
+                <w:rFonts w:ascii="Calibri" w:hAnsi="Calibri" w:cs="Calibri"/>
                 <w:b/>
                 <w:color w:val="10B981"/>
                 <w:sz w:val="17"/>
@@ -514,7 +520,7 @@
         </w:trPr>
         <w:tc>
           <w:tcPr>
-            <w:tcW w:type="dxa" w:w="3154"/>
+            <w:tcW w:type="dxa" w:w="6912"/>
             <w:shd w:fill="F8FAFC"/>
             <w:tcMar>
               <w:top w:w="60" w:type="dxa"/>
@@ -538,7 +544,7 @@
         </w:tc>
         <w:tc>
           <w:tcPr>
-            <w:tcW w:type="dxa" w:w="3154"/>
+            <w:tcW w:type="dxa" w:w="1224"/>
             <w:shd w:fill="F8FAFC"/>
             <w:tcMar>
               <w:top w:w="60" w:type="dxa"/>
@@ -553,6 +559,7 @@
             </w:pPr>
             <w:r>
               <w:rPr>
+                <w:rFonts w:ascii="Calibri" w:hAnsi="Calibri" w:cs="Calibri"/>
                 <w:sz w:val="17"/>
               </w:rPr>
               <w:t xml:space="preserve"> </w:t>
@@ -561,7 +568,7 @@
         </w:tc>
         <w:tc>
           <w:tcPr>
-            <w:tcW w:type="dxa" w:w="3154"/>
+            <w:tcW w:type="dxa" w:w="1224"/>
             <w:shd w:fill="F8FAFC"/>
             <w:tcMar>
               <w:top w:w="60" w:type="dxa"/>
@@ -576,6 +583,7 @@
             </w:pPr>
             <w:r>
               <w:rPr>
+                <w:rFonts w:ascii="Calibri" w:hAnsi="Calibri" w:cs="Calibri"/>
                 <w:b/>
                 <w:color w:val="10B981"/>
                 <w:sz w:val="17"/>
@@ -596,7 +604,7 @@
         <w:rPr>
           <w:rFonts w:ascii="Calibri" w:hAnsi="Calibri"/>
           <w:b/>
-          <w:color w:val="0284C7"/>
+          <w:color w:val="00382E"/>
           <w:sz w:val="21"/>
         </w:rPr>
         <w:t>3. CONCLUSIÓN Y EVALUACIÓN PREVENTIVA</w:t>
@@ -638,7 +646,7 @@
         </w:trPr>
         <w:tc>
           <w:tcPr>
-            <w:tcW w:type="dxa" w:w="4730"/>
+            <w:tcW w:type="dxa" w:w="4608"/>
           </w:tcPr>
           <w:p>
             <w:pPr>
@@ -646,13 +654,15 @@
             </w:pPr>
             <w:r>
               <w:rPr>
+                <w:rFonts w:ascii="Calibri" w:hAnsi="Calibri" w:cs="Calibri"/>
                 <w:color w:val="64748B"/>
               </w:rPr>
-              <w:t>_________________________________________</w:t>
+              <w:t>__________________________________</w:t>
               <w:br/>
             </w:r>
             <w:r>
               <w:rPr>
+                <w:rFonts w:ascii="Calibri" w:hAnsi="Calibri" w:cs="Calibri"/>
                 <w:b/>
                 <w:sz w:val="18"/>
               </w:rPr>
@@ -661,6 +671,7 @@
             </w:r>
             <w:r>
               <w:rPr>
+                <w:rFonts w:ascii="Calibri" w:hAnsi="Calibri" w:cs="Calibri"/>
                 <w:color w:val="475569"/>
                 <w:sz w:val="16"/>
               </w:rPr>
@@ -672,7 +683,7 @@
         </w:tc>
         <w:tc>
           <w:tcPr>
-            <w:tcW w:type="dxa" w:w="4730"/>
+            <w:tcW w:type="dxa" w:w="4608"/>
           </w:tcPr>
           <w:p>
             <w:pPr>
@@ -680,13 +691,15 @@
             </w:pPr>
             <w:r>
               <w:rPr>
+                <w:rFonts w:ascii="Calibri" w:hAnsi="Calibri" w:cs="Calibri"/>
                 <w:color w:val="64748B"/>
               </w:rPr>
-              <w:t>_________________________________________</w:t>
+              <w:t>__________________________________</w:t>
               <w:br/>
             </w:r>
             <w:r>
               <w:rPr>
+                <w:rFonts w:ascii="Calibri" w:hAnsi="Calibri" w:cs="Calibri"/>
                 <w:b/>
                 <w:sz w:val="18"/>
               </w:rPr>
@@ -695,6 +708,7 @@
             </w:r>
             <w:r>
               <w:rPr>
+                <w:rFonts w:ascii="Calibri" w:hAnsi="Calibri" w:cs="Calibri"/>
                 <w:color w:val="475569"/>
                 <w:sz w:val="16"/>
               </w:rPr>

--- a/api/assets/kit_datos_files/7_Guia_Autodiagnostico_DPO_Delegado_Proteccion_Datos_Pyme.docx
+++ b/api/assets/kit_datos_files/7_Guia_Autodiagnostico_DPO_Delegado_Proteccion_Datos_Pyme.docx
@@ -720,6 +720,19 @@
         </w:tc>
       </w:tr>
     </w:tbl>
+    <w:p>
+      <w:pPr>
+        <w:spacing w:before="120" w:after="0"/>
+      </w:pPr>
+      <w:r>
+        <w:rPr>
+          <w:rFonts w:ascii="Calibri" w:hAnsi="Calibri" w:cs="Calibri"/>
+          <w:color w:val="64748B"/>
+          <w:sz w:val="14"/>
+        </w:rPr>
+        <w:t xml:space="preserve">Versión 2026.10 (octubre de 2026). Modelo de referencia basado en la normativa vigente a esa fecha; no constituye asesoría legal. Si tu caso tiene particularidades, revísalo con un abogado antes de firmar. La Ley 21.719 rige desde el 1 de diciembre de 2026.</w:t>
+      </w:r>
+    </w:p>
     <w:sectPr>
       <w:pgSz w:w="11909" w:h="16834"/>
       <w:pgMar w:top="1152" w:right="1224" w:bottom="1152" w:left="1224" w:header="720" w:footer="720" w:gutter="0"/>

--- a/api/assets/kit_datos_files/7_Guia_Autodiagnostico_DPO_Delegado_Proteccion_Datos_Pyme.docx
+++ b/api/assets/kit_datos_files/7_Guia_Autodiagnostico_DPO_Delegado_Proteccion_Datos_Pyme.docx
@@ -2,30 +2,6 @@
 <file path=word/document.xml><?xml version="1.0" encoding="utf-8"?>
 <w:document xmlns:wpc="http://schemas.microsoft.com/office/word/2010/wordprocessingCanvas" xmlns:mo="http://schemas.microsoft.com/office/mac/office/2008/main" xmlns:mc="http://schemas.openxmlformats.org/markup-compatibility/2006" xmlns:mv="urn:schemas-microsoft-com:mac:vml" xmlns:o="urn:schemas-microsoft-com:office:office" xmlns:r="http://schemas.openxmlformats.org/officeDocument/2006/relationships" xmlns:m="http://schemas.openxmlformats.org/officeDocument/2006/math" xmlns:v="urn:schemas-microsoft-com:vml" xmlns:wp14="http://schemas.microsoft.com/office/word/2010/wordprocessingDrawing" xmlns:wp="http://schemas.openxmlformats.org/drawingml/2006/wordprocessingDrawing" xmlns:w10="urn:schemas-microsoft-com:office:word" xmlns:w="http://schemas.openxmlformats.org/wordprocessingml/2006/main" xmlns:w14="http://schemas.microsoft.com/office/word/2010/wordml" xmlns:wpg="http://schemas.microsoft.com/office/word/2010/wordprocessingGroup" xmlns:wpi="http://schemas.microsoft.com/office/word/2010/wordprocessingInk" xmlns:wne="http://schemas.microsoft.com/office/word/2006/wordml" xmlns:wps="http://schemas.microsoft.com/office/word/2010/wordprocessingShape" mc:Ignorable="w14 wp14">
   <w:body>
-    <w:p>
-      <w:pPr>
-        <w:spacing w:after="200" w:before="0"/>
-        <w:jc w:val="left"/>
-      </w:pPr>
-      <w:r>
-        <w:rPr>
-          <w:rFonts w:ascii="Calibri" w:hAnsi="Calibri"/>
-          <w:b/>
-          <w:color w:val="00382E"/>
-          <w:sz w:val="17"/>
-        </w:rPr>
-        <w:t>CálculoLaboral.cl</w:t>
-        <w:br/>
-      </w:r>
-      <w:r>
-        <w:rPr>
-          <w:rFonts w:ascii="Calibri" w:hAnsi="Calibri"/>
-          <w:color w:val="64748B"/>
-          <w:sz w:val="17"/>
-        </w:rPr>
-        <w:t>Kit Ley N° 21.719 de Protección de Datos Personales  •  Documento 7  •  Formato Word Editable (.docx)</w:t>
-      </w:r>
-    </w:p>
     <w:p>
       <w:pPr>
         <w:keepNext/>
@@ -108,11 +84,66 @@
                 <w:color w:val="334155"/>
                 <w:sz w:val="18"/>
               </w:rPr>
-              <w:t>Empresa: [NOMBRE DE LA EMPRESA / RAZÓN SOCIAL]</w:t>
+              <w:t xml:space="preserve">Empresa: </w:t>
+            </w:r>
+            <w:r>
+              <w:rPr>
+                <w:rFonts w:ascii="Calibri" w:hAnsi="Calibri"/>
+                <w:color w:val="334155"/>
+                <w:sz w:val="18"/>
+                <w:highlight w:val="yellow"/>
+              </w:rPr>
+              <w:t xml:space="preserve">[NOMBRE DE LA EMPRESA / RAZÓN SOCIAL]</w:t>
+            </w:r>
+            <w:r>
+              <w:rPr>
+                <w:rFonts w:ascii="Calibri" w:hAnsi="Calibri"/>
+                <w:color w:val="334155"/>
+                <w:sz w:val="18"/>
+              </w:rPr>
               <w:br/>
-              <w:t>RUT: [RUT EMPRESA]</w:t>
+            </w:r>
+            <w:r>
+              <w:rPr>
+                <w:rFonts w:ascii="Calibri" w:hAnsi="Calibri"/>
+                <w:color w:val="334155"/>
+                <w:sz w:val="18"/>
+              </w:rPr>
+              <w:t xml:space="preserve">RUT: </w:t>
+            </w:r>
+            <w:r>
+              <w:rPr>
+                <w:rFonts w:ascii="Calibri" w:hAnsi="Calibri"/>
+                <w:color w:val="334155"/>
+                <w:sz w:val="18"/>
+                <w:highlight w:val="yellow"/>
+              </w:rPr>
+              <w:t xml:space="preserve">[RUT EMPRESA]</w:t>
+            </w:r>
+            <w:r>
+              <w:rPr>
+                <w:rFonts w:ascii="Calibri" w:hAnsi="Calibri"/>
+                <w:color w:val="334155"/>
+                <w:sz w:val="18"/>
+              </w:rPr>
               <w:br/>
-              <w:t>Fecha de Evaluación: [FECHA ACTUAL]</w:t>
+            </w:r>
+            <w:r>
+              <w:rPr>
+                <w:rFonts w:ascii="Calibri" w:hAnsi="Calibri"/>
+                <w:color w:val="334155"/>
+                <w:sz w:val="18"/>
+              </w:rPr>
+              <w:t xml:space="preserve">Fecha de Evaluación: </w:t>
+            </w:r>
+            <w:r>
+              <w:rPr>
+                <w:rFonts w:ascii="Calibri" w:hAnsi="Calibri"/>
+                <w:color w:val="334155"/>
+                <w:sz w:val="18"/>
+                <w:highlight w:val="yellow"/>
+              </w:rPr>
+              <w:t xml:space="preserve">[FECHA ACTUAL]</w:t>
             </w:r>
           </w:p>
         </w:tc>
@@ -350,8 +381,9 @@
                 <w:b/>
                 <w:color w:val="10B981"/>
                 <w:sz w:val="17"/>
+                <w:highlight w:val="yellow"/>
               </w:rPr>
-              <w:t>[ X ]</w:t>
+              <w:t xml:space="preserve">[ X ]</w:t>
             </w:r>
           </w:p>
         </w:tc>
@@ -429,8 +461,9 @@
                 <w:b/>
                 <w:color w:val="10B981"/>
                 <w:sz w:val="17"/>
+                <w:highlight w:val="yellow"/>
               </w:rPr>
-              <w:t>[ X ]</w:t>
+              <w:t xml:space="preserve">[ X ]</w:t>
             </w:r>
           </w:p>
         </w:tc>
@@ -508,8 +541,9 @@
                 <w:b/>
                 <w:color w:val="10B981"/>
                 <w:sz w:val="17"/>
+                <w:highlight w:val="yellow"/>
               </w:rPr>
-              <w:t>[ X ]</w:t>
+              <w:t xml:space="preserve">[ X ]</w:t>
             </w:r>
           </w:p>
         </w:tc>
@@ -587,8 +621,9 @@
                 <w:b/>
                 <w:color w:val="10B981"/>
                 <w:sz w:val="17"/>
+                <w:highlight w:val="yellow"/>
               </w:rPr>
-              <w:t>[ X ]</w:t>
+              <w:t xml:space="preserve">[ X ]</w:t>
             </w:r>
           </w:p>
         </w:tc>
@@ -665,8 +700,16 @@
                 <w:rFonts w:ascii="Calibri" w:hAnsi="Calibri" w:cs="Calibri"/>
                 <w:b/>
                 <w:sz w:val="18"/>
+                <w:highlight w:val="yellow"/>
               </w:rPr>
-              <w:t>[NOMBRE DEL REPRESENTANTE LEGAL]</w:t>
+              <w:t xml:space="preserve">[NOMBRE DEL REPRESENTANTE LEGAL]</w:t>
+            </w:r>
+            <w:r>
+              <w:rPr>
+                <w:rFonts w:ascii="Calibri" w:hAnsi="Calibri" w:cs="Calibri"/>
+                <w:b/>
+                <w:sz w:val="18"/>
+              </w:rPr>
               <w:br/>
             </w:r>
             <w:r>
@@ -675,9 +718,32 @@
                 <w:color w:val="475569"/>
                 <w:sz w:val="16"/>
               </w:rPr>
-              <w:t>RUT N° [RUT REPRESENTANTE]</w:t>
+              <w:t xml:space="preserve">RUT N° </w:t>
+            </w:r>
+            <w:r>
+              <w:rPr>
+                <w:rFonts w:ascii="Calibri" w:hAnsi="Calibri" w:cs="Calibri"/>
+                <w:color w:val="475569"/>
+                <w:sz w:val="16"/>
+                <w:highlight w:val="yellow"/>
+              </w:rPr>
+              <w:t xml:space="preserve">[RUT REPRESENTANTE]</w:t>
+            </w:r>
+            <w:r>
+              <w:rPr>
+                <w:rFonts w:ascii="Calibri" w:hAnsi="Calibri" w:cs="Calibri"/>
+                <w:color w:val="475569"/>
+                <w:sz w:val="16"/>
+              </w:rPr>
               <w:br/>
-              <w:t>GERENTE GENERAL / ADMINISTRADOR</w:t>
+            </w:r>
+            <w:r>
+              <w:rPr>
+                <w:rFonts w:ascii="Calibri" w:hAnsi="Calibri" w:cs="Calibri"/>
+                <w:color w:val="475569"/>
+                <w:sz w:val="16"/>
+              </w:rPr>
+              <w:t xml:space="preserve">GERENTE GENERAL / ADMINISTRADOR</w:t>
             </w:r>
           </w:p>
         </w:tc>
@@ -702,8 +768,16 @@
                 <w:rFonts w:ascii="Calibri" w:hAnsi="Calibri" w:cs="Calibri"/>
                 <w:b/>
                 <w:sz w:val="18"/>
+                <w:highlight w:val="yellow"/>
               </w:rPr>
-              <w:t>[NOMBRE DE LA EMPRESA / RAZÓN SOCIAL]</w:t>
+              <w:t xml:space="preserve">[NOMBRE DE LA EMPRESA / RAZÓN SOCIAL]</w:t>
+            </w:r>
+            <w:r>
+              <w:rPr>
+                <w:rFonts w:ascii="Calibri" w:hAnsi="Calibri" w:cs="Calibri"/>
+                <w:b/>
+                <w:sz w:val="18"/>
+              </w:rPr>
               <w:br/>
             </w:r>
             <w:r>
@@ -712,9 +786,41 @@
                 <w:color w:val="475569"/>
                 <w:sz w:val="16"/>
               </w:rPr>
-              <w:t>RUT N° [RUT EMPRESA]</w:t>
+              <w:t xml:space="preserve">RUT N° </w:t>
+            </w:r>
+            <w:r>
+              <w:rPr>
+                <w:rFonts w:ascii="Calibri" w:hAnsi="Calibri" w:cs="Calibri"/>
+                <w:color w:val="475569"/>
+                <w:sz w:val="16"/>
+                <w:highlight w:val="yellow"/>
+              </w:rPr>
+              <w:t xml:space="preserve">[RUT EMPRESA]</w:t>
+            </w:r>
+            <w:r>
+              <w:rPr>
+                <w:rFonts w:ascii="Calibri" w:hAnsi="Calibri" w:cs="Calibri"/>
+                <w:color w:val="475569"/>
+                <w:sz w:val="16"/>
+              </w:rPr>
               <w:br/>
-              <w:t>FECHA DE EVALUACIÓN: [FECHA ACTUAL]</w:t>
+            </w:r>
+            <w:r>
+              <w:rPr>
+                <w:rFonts w:ascii="Calibri" w:hAnsi="Calibri" w:cs="Calibri"/>
+                <w:color w:val="475569"/>
+                <w:sz w:val="16"/>
+              </w:rPr>
+              <w:t xml:space="preserve">FECHA DE EVALUACIÓN: </w:t>
+            </w:r>
+            <w:r>
+              <w:rPr>
+                <w:rFonts w:ascii="Calibri" w:hAnsi="Calibri" w:cs="Calibri"/>
+                <w:color w:val="475569"/>
+                <w:sz w:val="16"/>
+                <w:highlight w:val="yellow"/>
+              </w:rPr>
+              <w:t xml:space="preserve">[FECHA ACTUAL]</w:t>
             </w:r>
           </w:p>
         </w:tc>

--- a/api/assets/kit_datos_files/7_Guia_Autodiagnostico_DPO_Delegado_Proteccion_Datos_Pyme.docx
+++ b/api/assets/kit_datos_files/7_Guia_Autodiagnostico_DPO_Delegado_Proteccion_Datos_Pyme.docx
@@ -33,9 +33,9 @@
           <w:color w:val="475569"/>
           <w:sz w:val="18"/>
         </w:rPr>
-        <w:t>Criterios de Obligatoriedad y Régimen de Exención para Micro, Pequeñas y Medianas Empresas (MIPYMES)</w:t>
+        <w:t xml:space="preserve">Guía de decisión para micro, pequeñas y medianas empresas (MiPymes)Conforme a la Ley N° 21.719 que reforma la Ley N° 19.628 de Protección de Datos Personales de Chile</w:t>
         <w:br/>
-        <w:t>Conforme a la Ley N° 21.719 que reforma la Ley N° 19.628 de Protección de Datos Personales de Chile</w:t>
+        <w:t/>
       </w:r>
     </w:p>
     <w:tbl>
@@ -181,7 +181,7 @@
           <w:color w:val="1E293B"/>
           <w:sz w:val="19"/>
         </w:rPr>
-        <w:t>NO, COMO REGLA GENERAL. La Ley N° 21.719 introduce la figura del Delegado de Protección de Datos (DPO u Oficial de Privacidad) inspirada en el estándar internacional (RGPD Art. 37). Sin embargo, el legislador chileno consagró que para las empresas privadas la designación es VOLUNTARIA, salvo que concurra alguna de las causales taxativas de excepción legal que se evalúan a continuación.</w:t>
+        <w:t xml:space="preserve">NO. La Ley N° 21.719 incorpora la figura del Delegado de Protección de Datos, pero para las empresas privadas su designación es VOLUNTARIA. El delegado forma parte del modelo de prevención de infracciones, que también es voluntario: si tu empresa decide adoptar ese modelo, debe designar un delegado. Las preguntas siguientes te ayudan a dejar por escrito tu decisión.</w:t>
       </w:r>
     </w:p>
     <w:p>
@@ -197,7 +197,7 @@
           <w:color w:val="00382E"/>
           <w:sz w:val="21"/>
         </w:rPr>
-        <w:t>2. TEST DE EVALUACIÓN RÁPIDA DE OBLIGATORIEDAD (4 PREGUNTAS)</w:t>
+        <w:t xml:space="preserve">2. PREGUNTAS PARA DECIDIR (4 PREGUNTAS)</w:t>
       </w:r>
     </w:p>
     <w:p>
@@ -332,7 +332,7 @@
                 <w:rFonts w:ascii="Calibri" w:hAnsi="Calibri"/>
                 <w:sz w:val="17"/>
               </w:rPr>
-              <w:t>1. ¿Su entidad es un órgano de la Administración del Estado, Municipalidad o empresa pública?</w:t>
+              <w:t xml:space="preserve">1. ¿Su empresa adoptará un modelo de prevención de infracciones (voluntario)? Si responde SÍ, debe designar un delegado.</w:t>
             </w:r>
           </w:p>
         </w:tc>
@@ -383,7 +383,7 @@
                 <w:sz w:val="17"/>
                 <w:highlight w:val="yellow"/>
               </w:rPr>
-              <w:t xml:space="preserve">[ X ]</w:t>
+              <w:t xml:space="preserve">[   ]</w:t>
             </w:r>
           </w:p>
         </w:tc>
@@ -412,7 +412,7 @@
                 <w:rFonts w:ascii="Calibri" w:hAnsi="Calibri"/>
                 <w:sz w:val="17"/>
               </w:rPr>
-              <w:t>2. ¿La actividad principal de su empresa consiste en operaciones que requieren una observación habitual y sistemática masiva de personas (ej: empresas de telecomunicaciones, bancos, burós de crédito)?</w:t>
+              <w:t xml:space="preserve">2. ¿Su empresa trata datos de muchas personas de forma habitual y sistemática (ej.: seguimiento de clientes, geolocalización)? Si responde SÍ, recomendamos designar un responsable interno.</w:t>
             </w:r>
           </w:p>
         </w:tc>
@@ -463,7 +463,7 @@
                 <w:sz w:val="17"/>
                 <w:highlight w:val="yellow"/>
               </w:rPr>
-              <w:t xml:space="preserve">[ X ]</w:t>
+              <w:t xml:space="preserve">[   ]</w:t>
             </w:r>
           </w:p>
         </w:tc>
@@ -492,7 +492,7 @@
                 <w:rFonts w:ascii="Calibri" w:hAnsi="Calibri"/>
                 <w:sz w:val="17"/>
               </w:rPr>
-              <w:t>3. ¿La actividad principal de su empresa consiste en el tratamiento masivo y a gran escala de datos sensibles de salud o condenas penales (ej: grandes hospitales, laboratorios farmacéuticos)?</w:t>
+              <w:t xml:space="preserve">3. ¿Su empresa trata datos sensibles (salud, biometría o datos de menores de edad) como parte habitual de su actividad? Si responde SÍ, recomendamos designar un responsable interno.</w:t>
             </w:r>
           </w:p>
         </w:tc>
@@ -543,7 +543,7 @@
                 <w:sz w:val="17"/>
                 <w:highlight w:val="yellow"/>
               </w:rPr>
-              <w:t xml:space="preserve">[ X ]</w:t>
+              <w:t xml:space="preserve">[   ]</w:t>
             </w:r>
           </w:p>
         </w:tc>
@@ -572,7 +572,7 @@
                 <w:rFonts w:ascii="Calibri" w:hAnsi="Calibri"/>
                 <w:sz w:val="17"/>
               </w:rPr>
-              <w:t>4. ¿El volumen de titulares tratados en su negocio supera habitualmente el 10% de la población del país?</w:t>
+              <w:t xml:space="preserve">4. ¿Ha recibido solicitudes de acceso, rectificación o supresión de datos, o reclamos de titulares, en el último año? Si responde SÍ, conviene que una persona coordine las respuestas.</w:t>
             </w:r>
           </w:p>
         </w:tc>
@@ -623,7 +623,7 @@
                 <w:sz w:val="17"/>
                 <w:highlight w:val="yellow"/>
               </w:rPr>
-              <w:t xml:space="preserve">[ X ]</w:t>
+              <w:t xml:space="preserve">[   ]</w:t>
             </w:r>
           </w:p>
         </w:tc>
@@ -642,7 +642,7 @@
           <w:color w:val="00382E"/>
           <w:sz w:val="21"/>
         </w:rPr>
-        <w:t>3. CONCLUSIÓN Y EVALUACIÓN PREVENTIVA</w:t>
+        <w:t xml:space="preserve">3. DECISIÓN DE LA EMPRESA</w:t>
       </w:r>
     </w:p>
     <w:p>
@@ -656,7 +656,24 @@
           <w:color w:val="1E293B"/>
           <w:sz w:val="19"/>
         </w:rPr>
-        <w:t>Al haber respondido 'NO' a las cuatro preguntas del test, se concluye documentalmente que la empresa NO se encuentra en las causales taxativas de obligatoriedad y no requiere contratar ni designar a un Delegado de Protección de Datos (DPO) externo. Las funciones de coordinación y respuesta ante la Agencia pueden ser ejercidas internamente por la administración o gerencia general sin costo adicional.</w:t>
+        <w:t xml:space="preserve">Si respondió NO a la pregunta 1, la empresa no está obligada a designar un Delegado de Protección de Datos. Aun así, recomendamos que una persona de la administración o gerencia coordine las respuestas a los titulares y a la Agencia. Responsable interno designado: </w:t>
+      </w:r>
+      <w:r>
+        <w:rPr>
+          <w:rFonts w:ascii="Calibri" w:hAnsi="Calibri"/>
+          <w:color w:val="1E293B"/>
+          <w:sz w:val="19"/>
+          <w:highlight w:val="yellow"/>
+        </w:rPr>
+        <w:t xml:space="preserve">[NOMBRE Y CARGO]</w:t>
+      </w:r>
+      <w:r>
+        <w:rPr>
+          <w:rFonts w:ascii="Calibri" w:hAnsi="Calibri"/>
+          <w:color w:val="1E293B"/>
+          <w:sz w:val="19"/>
+        </w:rPr>
+        <w:t xml:space="preserve">.</w:t>
       </w:r>
     </w:p>
     <w:p>

--- a/api/assets/kit_datos_files/7_Guia_Autodiagnostico_DPO_Delegado_Proteccion_Datos_Pyme.docx
+++ b/api/assets/kit_datos_files/7_Guia_Autodiagnostico_DPO_Delegado_Proteccion_Datos_Pyme.docx
@@ -33,7 +33,7 @@
           <w:color w:val="475569"/>
           <w:sz w:val="18"/>
         </w:rPr>
-        <w:t xml:space="preserve">Guía de decisión para micro, pequeñas y medianas empresas (MiPymes)Conforme a la Ley N° 21.719 que reforma la Ley N° 19.628 de Protección de Datos Personales de Chile</w:t>
+        <w:t xml:space="preserve">Guía de decisión para micro, pequeñas y medianas empresas (MiPymes)Basada en la Ley N° 21.719 que reforma la Ley N° 19.628 de Protección de Datos Personales de Chile</w:t>
         <w:br/>
         <w:t/>
       </w:r>
@@ -358,6 +358,15 @@
               </w:rPr>
               <w:t xml:space="preserve"> </w:t>
             </w:r>
+            <w:r>
+              <w:rPr>
+                <w:rFonts w:ascii="Calibri" w:hAnsi="Calibri"/>
+                <w:b/>
+                <w:sz w:val="17"/>
+                <w:highlight w:val="yellow"/>
+              </w:rPr>
+              <w:t xml:space="preserve">[   ]</w:t>
+            </w:r>
           </w:p>
         </w:tc>
         <w:tc>
@@ -437,6 +446,15 @@
                 <w:sz w:val="17"/>
               </w:rPr>
               <w:t xml:space="preserve"> </w:t>
+            </w:r>
+            <w:r>
+              <w:rPr>
+                <w:rFonts w:ascii="Calibri" w:hAnsi="Calibri"/>
+                <w:b/>
+                <w:sz w:val="17"/>
+                <w:highlight w:val="yellow"/>
+              </w:rPr>
+              <w:t xml:space="preserve">[   ]</w:t>
             </w:r>
           </w:p>
         </w:tc>
@@ -518,6 +536,15 @@
               </w:rPr>
               <w:t xml:space="preserve"> </w:t>
             </w:r>
+            <w:r>
+              <w:rPr>
+                <w:rFonts w:ascii="Calibri" w:hAnsi="Calibri"/>
+                <w:b/>
+                <w:sz w:val="17"/>
+                <w:highlight w:val="yellow"/>
+              </w:rPr>
+              <w:t xml:space="preserve">[   ]</w:t>
+            </w:r>
           </w:p>
         </w:tc>
         <w:tc>
@@ -598,6 +625,15 @@
               </w:rPr>
               <w:t xml:space="preserve"> </w:t>
             </w:r>
+            <w:r>
+              <w:rPr>
+                <w:rFonts w:ascii="Calibri" w:hAnsi="Calibri"/>
+                <w:b/>
+                <w:sz w:val="17"/>
+                <w:highlight w:val="yellow"/>
+              </w:rPr>
+              <w:t xml:space="preserve">[   ]</w:t>
+            </w:r>
           </w:p>
         </w:tc>
         <w:tc>
@@ -673,7 +709,41 @@
           <w:color w:val="1E293B"/>
           <w:sz w:val="19"/>
         </w:rPr>
+        <w:t xml:space="preserve">. Si respondió SÍ a la pregunta 1, el Delegado de Protección de Datos designado es: </w:t>
+      </w:r>
+      <w:r>
+        <w:rPr>
+          <w:rFonts w:ascii="Calibri" w:hAnsi="Calibri"/>
+          <w:color w:val="1E293B"/>
+          <w:sz w:val="19"/>
+          <w:highlight w:val="yellow"/>
+        </w:rPr>
+        <w:t xml:space="preserve">[NOMBRE Y CARGO DEL DELEGADO]</w:t>
+      </w:r>
+      <w:r>
+        <w:rPr>
+          <w:rFonts w:ascii="Calibri" w:hAnsi="Calibri"/>
+          <w:color w:val="1E293B"/>
+          <w:sz w:val="19"/>
+        </w:rPr>
         <w:t xml:space="preserve">.</w:t>
+      </w:r>
+      <w:r>
+        <w:rPr>
+          <w:rFonts w:ascii="Calibri" w:hAnsi="Calibri"/>
+          <w:color w:val="1E293B"/>
+          <w:sz w:val="19"/>
+          <w:highlight w:val="yellow"/>
+        </w:rPr>
+        <w:t xml:space="preserve"/>
+      </w:r>
+      <w:r>
+        <w:rPr>
+          <w:rFonts w:ascii="Calibri" w:hAnsi="Calibri"/>
+          <w:color w:val="1E293B"/>
+          <w:sz w:val="19"/>
+        </w:rPr>
+        <w:t xml:space="preserve"/>
       </w:r>
     </w:p>
     <w:p>
